--- a/워드/B2_학생용_워크북.docx
+++ b/워드/B2_학생용_워크북.docx
@@ -2112,7 +2112,7 @@
           <w:b w:val="0"/>
           <w:sz w:val="20"/>
         </w:rPr>
-        <w:t>☐  조심할 점이 내 말버릇과 연결돼 있다</w:t>
+        <w:t>☐  조심할 점이 내 말버릇과 연결되는지 읽어 보았다</w:t>
       </w:r>
     </w:p>
     <w:p>
@@ -2640,7 +2640,7 @@
           <w:b w:val="0"/>
           <w:sz w:val="20"/>
         </w:rPr>
-        <w:t>☐  질문 5개를 받았다</w:t>
+        <w:t>☐  AI가 준 질문을 기록 칸에 붙여넣었다</w:t>
       </w:r>
     </w:p>
     <w:p>
@@ -2654,7 +2654,7 @@
           <w:b w:val="0"/>
           <w:sz w:val="20"/>
         </w:rPr>
-        <w:t>☐  내 말투나 습관을 묻는 질문이 1개 이상 있다</w:t>
+        <w:t>☐  내 말투나 습관을 묻는 질문이 있는지 확인했다 (없으면 ‘없음’이라고 적었다)</w:t>
       </w:r>
     </w:p>
     <w:p>
@@ -3700,7 +3700,7 @@
           <w:b w:val="0"/>
           <w:sz w:val="20"/>
         </w:rPr>
-        <w:t>☐  문장 없이 대목과 시간만 받았다</w:t>
+        <w:t>☐  문장 없이 대목과 시간만 받았는지 확인했다 (다른 것이 딸려 왔으면 다시 요청했다)</w:t>
       </w:r>
     </w:p>
     <w:p>
@@ -4864,7 +4864,7 @@
           <w:b w:val="0"/>
           <w:sz w:val="20"/>
         </w:rPr>
-        <w:t>☐  대목마다 글자 수가 적혀 있다</w:t>
+        <w:t>☐  대목마다 글자 수가 적혀 있는지 확인했다 (없으면 추가 요청했다)</w:t>
       </w:r>
     </w:p>
     <w:p>
@@ -4892,7 +4892,7 @@
           <w:b w:val="0"/>
           <w:sz w:val="20"/>
         </w:rPr>
-        <w:t>☐  [내가 채울 것] 표시가 남아 있다</w:t>
+        <w:t>☐  [내가 채울 것] 표시가 남아 있는지 확인했다 (숫자가 채워져 있으면 다시 요청했다)</w:t>
       </w:r>
     </w:p>
     <w:p>
@@ -5945,7 +5945,7 @@
           <w:b w:val="0"/>
           <w:sz w:val="20"/>
         </w:rPr>
-        <w:t>☐  마지막 문장에 기억할 한 문장이 있다</w:t>
+        <w:t>☐  마지막 문장에 기억할 한 문장이 있는지 확인했다 (없으면 다시 요청했다)</w:t>
       </w:r>
     </w:p>
     <w:p>

--- a/워드/B2_학생용_워크북.docx
+++ b/워드/B2_학생용_워크북.docx
@@ -2007,6 +2007,81 @@
         <w:t>▷ 기록 — AI가 짚은 ‘가장 조심할 것’을 붙여넣으세요</w:t>
       </w:r>
     </w:p>
+    <w:p>
+      <w:pPr>
+        <w:spacing w:before="0" w:after="0"/>
+        <w:ind w:left="170"/>
+      </w:pPr>
+      <w:r>
+        <w:rPr>
+          <w:rFonts w:ascii="맑은 고딕" w:hAnsi="맑은 고딕" w:eastAsia="맑은 고딕"/>
+          <w:b w:val="0"/>
+          <w:color w:val="9AA4B2"/>
+          <w:sz w:val="18"/>
+        </w:rPr>
+        <w:t>가장 조심해야 할 것은</w:t>
+      </w:r>
+    </w:p>
+    <w:p>
+      <w:pPr>
+        <w:spacing w:before="0" w:after="0"/>
+        <w:ind w:left="170"/>
+      </w:pPr>
+      <w:r>
+        <w:rPr>
+          <w:rFonts w:ascii="맑은 고딕" w:hAnsi="맑은 고딕" w:eastAsia="맑은 고딕"/>
+          <w:b w:val="0"/>
+          <w:color w:val="9AA4B2"/>
+          <w:sz w:val="18"/>
+        </w:rPr>
+        <w:t xml:space="preserve">→ </w:t>
+      </w:r>
+    </w:p>
+    <w:p>
+      <w:pPr>
+        <w:spacing w:before="0" w:after="0"/>
+        <w:ind w:left="170"/>
+      </w:pPr>
+      <w:r>
+        <w:rPr>
+          <w:rFonts w:ascii="맑은 고딕" w:hAnsi="맑은 고딕" w:eastAsia="맑은 고딕"/>
+          <w:b w:val="0"/>
+          <w:color w:val="9AA4B2"/>
+          <w:sz w:val="18"/>
+        </w:rPr>
+        <w:t xml:space="preserve"> </w:t>
+      </w:r>
+    </w:p>
+    <w:p>
+      <w:pPr>
+        <w:spacing w:before="0" w:after="0"/>
+        <w:ind w:left="170"/>
+      </w:pPr>
+      <w:r>
+        <w:rPr>
+          <w:rFonts w:ascii="맑은 고딕" w:hAnsi="맑은 고딕" w:eastAsia="맑은 고딕"/>
+          <w:b w:val="0"/>
+          <w:color w:val="9AA4B2"/>
+          <w:sz w:val="18"/>
+        </w:rPr>
+        <w:t>AI가 되물어 온 것 :</w:t>
+      </w:r>
+    </w:p>
+    <w:p>
+      <w:pPr>
+        <w:spacing w:before="0" w:after="0"/>
+        <w:ind w:left="170"/>
+      </w:pPr>
+      <w:r>
+        <w:rPr>
+          <w:rFonts w:ascii="맑은 고딕" w:hAnsi="맑은 고딕" w:eastAsia="맑은 고딕"/>
+          <w:b w:val="0"/>
+          <w:color w:val="9AA4B2"/>
+          <w:sz w:val="18"/>
+        </w:rPr>
+        <w:t>→ 내 답 :</w:t>
+      </w:r>
+    </w:p>
     <w:tbl>
       <w:tblPr>
         <w:tblW w:type="auto" w:w="0"/>
@@ -2018,7 +2093,7 @@
       </w:tblGrid>
       <w:tr>
         <w:trPr>
-          <w:trHeight w:hRule="atLeast" w:val="2041"/>
+          <w:trHeight w:hRule="atLeast" w:val="1049"/>
         </w:trPr>
         <w:tc>
           <w:tcPr>
@@ -2577,6 +2652,36 @@
         <w:t>5.</w:t>
       </w:r>
     </w:p>
+    <w:p>
+      <w:pPr>
+        <w:spacing w:before="0" w:after="0"/>
+        <w:ind w:left="170"/>
+      </w:pPr>
+      <w:r>
+        <w:rPr>
+          <w:rFonts w:ascii="맑은 고딕" w:hAnsi="맑은 고딕" w:eastAsia="맑은 고딕"/>
+          <w:b w:val="0"/>
+          <w:color w:val="9AA4B2"/>
+          <w:sz w:val="18"/>
+        </w:rPr>
+        <w:t xml:space="preserve"> </w:t>
+      </w:r>
+    </w:p>
+    <w:p>
+      <w:pPr>
+        <w:spacing w:before="0" w:after="0"/>
+        <w:ind w:left="170"/>
+      </w:pPr>
+      <w:r>
+        <w:rPr>
+          <w:rFonts w:ascii="맑은 고딕" w:hAnsi="맑은 고딕" w:eastAsia="맑은 고딕"/>
+          <w:b w:val="0"/>
+          <w:color w:val="9AA4B2"/>
+          <w:sz w:val="18"/>
+        </w:rPr>
+        <w:t>→ 이 중에서 내가 바로 답하기 어려운 것 :</w:t>
+      </w:r>
+    </w:p>
     <w:tbl>
       <w:tblPr>
         <w:tblW w:type="auto" w:w="0"/>
@@ -2588,7 +2693,7 @@
       </w:tblGrid>
       <w:tr>
         <w:trPr>
-          <w:trHeight w:hRule="atLeast" w:val="1049"/>
+          <w:trHeight w:hRule="atLeast" w:val="680"/>
         </w:trPr>
         <w:tc>
           <w:tcPr>
@@ -3017,7 +3122,7 @@
           <w:color w:val="9AA4B2"/>
           <w:sz w:val="18"/>
         </w:rPr>
-        <w:t>1) …</w:t>
+        <w:t>1)</w:t>
       </w:r>
     </w:p>
     <w:p>
@@ -3032,7 +3137,97 @@
           <w:color w:val="9AA4B2"/>
           <w:sz w:val="18"/>
         </w:rPr>
-        <w:t>2) …</w:t>
+        <w:t>2)</w:t>
+      </w:r>
+    </w:p>
+    <w:p>
+      <w:pPr>
+        <w:spacing w:before="0" w:after="0"/>
+        <w:ind w:left="170"/>
+      </w:pPr>
+      <w:r>
+        <w:rPr>
+          <w:rFonts w:ascii="맑은 고딕" w:hAnsi="맑은 고딕" w:eastAsia="맑은 고딕"/>
+          <w:b w:val="0"/>
+          <w:color w:val="9AA4B2"/>
+          <w:sz w:val="18"/>
+        </w:rPr>
+        <w:t>3)</w:t>
+      </w:r>
+    </w:p>
+    <w:p>
+      <w:pPr>
+        <w:spacing w:before="0" w:after="0"/>
+        <w:ind w:left="170"/>
+      </w:pPr>
+      <w:r>
+        <w:rPr>
+          <w:rFonts w:ascii="맑은 고딕" w:hAnsi="맑은 고딕" w:eastAsia="맑은 고딕"/>
+          <w:b w:val="0"/>
+          <w:color w:val="9AA4B2"/>
+          <w:sz w:val="18"/>
+        </w:rPr>
+        <w:t>4)</w:t>
+      </w:r>
+    </w:p>
+    <w:p>
+      <w:pPr>
+        <w:spacing w:before="0" w:after="0"/>
+        <w:ind w:left="170"/>
+      </w:pPr>
+      <w:r>
+        <w:rPr>
+          <w:rFonts w:ascii="맑은 고딕" w:hAnsi="맑은 고딕" w:eastAsia="맑은 고딕"/>
+          <w:b w:val="0"/>
+          <w:color w:val="9AA4B2"/>
+          <w:sz w:val="18"/>
+        </w:rPr>
+        <w:t>5)</w:t>
+      </w:r>
+    </w:p>
+    <w:p>
+      <w:pPr>
+        <w:spacing w:before="0" w:after="0"/>
+        <w:ind w:left="170"/>
+      </w:pPr>
+      <w:r>
+        <w:rPr>
+          <w:rFonts w:ascii="맑은 고딕" w:hAnsi="맑은 고딕" w:eastAsia="맑은 고딕"/>
+          <w:b w:val="0"/>
+          <w:color w:val="9AA4B2"/>
+          <w:sz w:val="18"/>
+        </w:rPr>
+        <w:t xml:space="preserve"> </w:t>
+      </w:r>
+    </w:p>
+    <w:p>
+      <w:pPr>
+        <w:spacing w:before="0" w:after="0"/>
+        <w:ind w:left="170"/>
+      </w:pPr>
+      <w:r>
+        <w:rPr>
+          <w:rFonts w:ascii="맑은 고딕" w:hAnsi="맑은 고딕" w:eastAsia="맑은 고딕"/>
+          <w:b w:val="0"/>
+          <w:color w:val="9AA4B2"/>
+          <w:sz w:val="18"/>
+        </w:rPr>
+        <w:t>→ 자료가 없어 ‘자료 없음’이라고 적은 것 :</w:t>
+      </w:r>
+    </w:p>
+    <w:p>
+      <w:pPr>
+        <w:spacing w:before="0" w:after="0"/>
+        <w:ind w:left="170"/>
+      </w:pPr>
+      <w:r>
+        <w:rPr>
+          <w:rFonts w:ascii="맑은 고딕" w:hAnsi="맑은 고딕" w:eastAsia="맑은 고딕"/>
+          <w:b w:val="0"/>
+          <w:color w:val="9AA4B2"/>
+          <w:sz w:val="18"/>
+        </w:rPr>
+        <w:t>→ AI가 알려 준 처리 방법 :</w:t>
       </w:r>
     </w:p>
     <w:tbl>
@@ -3046,7 +3241,7 @@
       </w:tblGrid>
       <w:tr>
         <w:trPr>
-          <w:trHeight w:hRule="atLeast" w:val="1644"/>
+          <w:trHeight w:hRule="atLeast" w:val="680"/>
         </w:trPr>
         <w:tc>
           <w:tcPr>
@@ -3637,6 +3832,96 @@
         <w:t>▷ 기록 — 확정한 뼈대와 시간 배분을 붙여넣으세요</w:t>
       </w:r>
     </w:p>
+    <w:p>
+      <w:pPr>
+        <w:spacing w:before="0" w:after="0"/>
+        <w:ind w:left="170"/>
+      </w:pPr>
+      <w:r>
+        <w:rPr>
+          <w:rFonts w:ascii="맑은 고딕" w:hAnsi="맑은 고딕" w:eastAsia="맑은 고딕"/>
+          <w:b w:val="0"/>
+          <w:color w:val="9AA4B2"/>
+          <w:sz w:val="18"/>
+        </w:rPr>
+        <w:t>[여는 말]      ○초 —</w:t>
+      </w:r>
+    </w:p>
+    <w:p>
+      <w:pPr>
+        <w:spacing w:before="0" w:after="0"/>
+        <w:ind w:left="170"/>
+      </w:pPr>
+      <w:r>
+        <w:rPr>
+          <w:rFonts w:ascii="맑은 고딕" w:hAnsi="맑은 고딕" w:eastAsia="맑은 고딕"/>
+          <w:b w:val="0"/>
+          <w:color w:val="9AA4B2"/>
+          <w:sz w:val="18"/>
+        </w:rPr>
+        <w:t>[본론 1]       ○초 —</w:t>
+      </w:r>
+    </w:p>
+    <w:p>
+      <w:pPr>
+        <w:spacing w:before="0" w:after="0"/>
+        <w:ind w:left="170"/>
+      </w:pPr>
+      <w:r>
+        <w:rPr>
+          <w:rFonts w:ascii="맑은 고딕" w:hAnsi="맑은 고딕" w:eastAsia="맑은 고딕"/>
+          <w:b w:val="0"/>
+          <w:color w:val="9AA4B2"/>
+          <w:sz w:val="18"/>
+        </w:rPr>
+        <w:t>[본론 2]       ○초 —</w:t>
+      </w:r>
+    </w:p>
+    <w:p>
+      <w:pPr>
+        <w:spacing w:before="0" w:after="0"/>
+        <w:ind w:left="170"/>
+      </w:pPr>
+      <w:r>
+        <w:rPr>
+          <w:rFonts w:ascii="맑은 고딕" w:hAnsi="맑은 고딕" w:eastAsia="맑은 고딕"/>
+          <w:b w:val="0"/>
+          <w:color w:val="9AA4B2"/>
+          <w:sz w:val="18"/>
+        </w:rPr>
+        <w:t>[마무리]       ○초 —</w:t>
+      </w:r>
+    </w:p>
+    <w:p>
+      <w:pPr>
+        <w:spacing w:before="0" w:after="0"/>
+        <w:ind w:left="170"/>
+      </w:pPr>
+      <w:r>
+        <w:rPr>
+          <w:rFonts w:ascii="맑은 고딕" w:hAnsi="맑은 고딕" w:eastAsia="맑은 고딕"/>
+          <w:b w:val="0"/>
+          <w:color w:val="9AA4B2"/>
+          <w:sz w:val="18"/>
+        </w:rPr>
+        <w:t xml:space="preserve"> </w:t>
+      </w:r>
+    </w:p>
+    <w:p>
+      <w:pPr>
+        <w:spacing w:before="0" w:after="0"/>
+        <w:ind w:left="170"/>
+      </w:pPr>
+      <w:r>
+        <w:rPr>
+          <w:rFonts w:ascii="맑은 고딕" w:hAnsi="맑은 고딕" w:eastAsia="맑은 고딕"/>
+          <w:b w:val="0"/>
+          <w:color w:val="9AA4B2"/>
+          <w:sz w:val="18"/>
+        </w:rPr>
+        <w:t>합계 :      초</w:t>
+      </w:r>
+    </w:p>
     <w:tbl>
       <w:tblPr>
         <w:tblW w:type="auto" w:w="0"/>
@@ -3648,7 +3933,7 @@
       </w:tblGrid>
       <w:tr>
         <w:trPr>
-          <w:trHeight w:hRule="atLeast" w:val="2041"/>
+          <w:trHeight w:hRule="atLeast" w:val="850"/>
         </w:trPr>
         <w:tc>
           <w:tcPr>
@@ -4057,6 +4342,96 @@
         <w:t>▷ 기록 — 최종 확정된 뼈대와 시간 배분을 붙여넣으세요</w:t>
       </w:r>
     </w:p>
+    <w:p>
+      <w:pPr>
+        <w:spacing w:before="0" w:after="0"/>
+        <w:ind w:left="170"/>
+      </w:pPr>
+      <w:r>
+        <w:rPr>
+          <w:rFonts w:ascii="맑은 고딕" w:hAnsi="맑은 고딕" w:eastAsia="맑은 고딕"/>
+          <w:b w:val="0"/>
+          <w:color w:val="9AA4B2"/>
+          <w:sz w:val="18"/>
+        </w:rPr>
+        <w:t>[여는 말]      ○초 —</w:t>
+      </w:r>
+    </w:p>
+    <w:p>
+      <w:pPr>
+        <w:spacing w:before="0" w:after="0"/>
+        <w:ind w:left="170"/>
+      </w:pPr>
+      <w:r>
+        <w:rPr>
+          <w:rFonts w:ascii="맑은 고딕" w:hAnsi="맑은 고딕" w:eastAsia="맑은 고딕"/>
+          <w:b w:val="0"/>
+          <w:color w:val="9AA4B2"/>
+          <w:sz w:val="18"/>
+        </w:rPr>
+        <w:t>[본론 1]       ○초 —</w:t>
+      </w:r>
+    </w:p>
+    <w:p>
+      <w:pPr>
+        <w:spacing w:before="0" w:after="0"/>
+        <w:ind w:left="170"/>
+      </w:pPr>
+      <w:r>
+        <w:rPr>
+          <w:rFonts w:ascii="맑은 고딕" w:hAnsi="맑은 고딕" w:eastAsia="맑은 고딕"/>
+          <w:b w:val="0"/>
+          <w:color w:val="9AA4B2"/>
+          <w:sz w:val="18"/>
+        </w:rPr>
+        <w:t>[본론 2]       ○초 —</w:t>
+      </w:r>
+    </w:p>
+    <w:p>
+      <w:pPr>
+        <w:spacing w:before="0" w:after="0"/>
+        <w:ind w:left="170"/>
+      </w:pPr>
+      <w:r>
+        <w:rPr>
+          <w:rFonts w:ascii="맑은 고딕" w:hAnsi="맑은 고딕" w:eastAsia="맑은 고딕"/>
+          <w:b w:val="0"/>
+          <w:color w:val="9AA4B2"/>
+          <w:sz w:val="18"/>
+        </w:rPr>
+        <w:t>[마무리]       ○초 —</w:t>
+      </w:r>
+    </w:p>
+    <w:p>
+      <w:pPr>
+        <w:spacing w:before="0" w:after="0"/>
+        <w:ind w:left="170"/>
+      </w:pPr>
+      <w:r>
+        <w:rPr>
+          <w:rFonts w:ascii="맑은 고딕" w:hAnsi="맑은 고딕" w:eastAsia="맑은 고딕"/>
+          <w:b w:val="0"/>
+          <w:color w:val="9AA4B2"/>
+          <w:sz w:val="18"/>
+        </w:rPr>
+        <w:t xml:space="preserve"> </w:t>
+      </w:r>
+    </w:p>
+    <w:p>
+      <w:pPr>
+        <w:spacing w:before="0" w:after="0"/>
+        <w:ind w:left="170"/>
+      </w:pPr>
+      <w:r>
+        <w:rPr>
+          <w:rFonts w:ascii="맑은 고딕" w:hAnsi="맑은 고딕" w:eastAsia="맑은 고딕"/>
+          <w:b w:val="0"/>
+          <w:color w:val="9AA4B2"/>
+          <w:sz w:val="18"/>
+        </w:rPr>
+        <w:t>합계 :      초</w:t>
+      </w:r>
+    </w:p>
     <w:tbl>
       <w:tblPr>
         <w:tblW w:type="auto" w:w="0"/>
@@ -4068,7 +4443,7 @@
       </w:tblGrid>
       <w:tr>
         <w:trPr>
-          <w:trHeight w:hRule="atLeast" w:val="2041"/>
+          <w:trHeight w:hRule="atLeast" w:val="850"/>
         </w:trPr>
         <w:tc>
           <w:tcPr>
@@ -4769,7 +5144,7 @@
           <w:color w:val="9AA4B2"/>
           <w:sz w:val="18"/>
         </w:rPr>
-        <w:t>[여는 말] ○초 · 약 ○○○자</w:t>
+        <w:t>[여는 말]  ○초 · 약 ○○○자</w:t>
       </w:r>
     </w:p>
     <w:p>
@@ -4784,7 +5159,172 @@
           <w:color w:val="9AA4B2"/>
           <w:sz w:val="18"/>
         </w:rPr>
-        <w:t>…</w:t>
+        <w:t xml:space="preserve"> </w:t>
+      </w:r>
+    </w:p>
+    <w:p>
+      <w:pPr>
+        <w:spacing w:before="0" w:after="0"/>
+        <w:ind w:left="170"/>
+      </w:pPr>
+      <w:r>
+        <w:rPr>
+          <w:rFonts w:ascii="맑은 고딕" w:hAnsi="맑은 고딕" w:eastAsia="맑은 고딕"/>
+          <w:b w:val="0"/>
+          <w:color w:val="9AA4B2"/>
+          <w:sz w:val="18"/>
+        </w:rPr>
+        <w:t xml:space="preserve"> </w:t>
+      </w:r>
+    </w:p>
+    <w:p>
+      <w:pPr>
+        <w:spacing w:before="0" w:after="0"/>
+        <w:ind w:left="170"/>
+      </w:pPr>
+      <w:r>
+        <w:rPr>
+          <w:rFonts w:ascii="맑은 고딕" w:hAnsi="맑은 고딕" w:eastAsia="맑은 고딕"/>
+          <w:b w:val="0"/>
+          <w:color w:val="9AA4B2"/>
+          <w:sz w:val="18"/>
+        </w:rPr>
+        <w:t>[본론 1]  ○초 · 약 ○○○자</w:t>
+      </w:r>
+    </w:p>
+    <w:p>
+      <w:pPr>
+        <w:spacing w:before="0" w:after="0"/>
+        <w:ind w:left="170"/>
+      </w:pPr>
+      <w:r>
+        <w:rPr>
+          <w:rFonts w:ascii="맑은 고딕" w:hAnsi="맑은 고딕" w:eastAsia="맑은 고딕"/>
+          <w:b w:val="0"/>
+          <w:color w:val="9AA4B2"/>
+          <w:sz w:val="18"/>
+        </w:rPr>
+        <w:t xml:space="preserve"> </w:t>
+      </w:r>
+    </w:p>
+    <w:p>
+      <w:pPr>
+        <w:spacing w:before="0" w:after="0"/>
+        <w:ind w:left="170"/>
+      </w:pPr>
+      <w:r>
+        <w:rPr>
+          <w:rFonts w:ascii="맑은 고딕" w:hAnsi="맑은 고딕" w:eastAsia="맑은 고딕"/>
+          <w:b w:val="0"/>
+          <w:color w:val="9AA4B2"/>
+          <w:sz w:val="18"/>
+        </w:rPr>
+        <w:t xml:space="preserve"> </w:t>
+      </w:r>
+    </w:p>
+    <w:p>
+      <w:pPr>
+        <w:spacing w:before="0" w:after="0"/>
+        <w:ind w:left="170"/>
+      </w:pPr>
+      <w:r>
+        <w:rPr>
+          <w:rFonts w:ascii="맑은 고딕" w:hAnsi="맑은 고딕" w:eastAsia="맑은 고딕"/>
+          <w:b w:val="0"/>
+          <w:color w:val="9AA4B2"/>
+          <w:sz w:val="18"/>
+        </w:rPr>
+        <w:t>[본론 2]  ○초 · 약 ○○○자</w:t>
+      </w:r>
+    </w:p>
+    <w:p>
+      <w:pPr>
+        <w:spacing w:before="0" w:after="0"/>
+        <w:ind w:left="170"/>
+      </w:pPr>
+      <w:r>
+        <w:rPr>
+          <w:rFonts w:ascii="맑은 고딕" w:hAnsi="맑은 고딕" w:eastAsia="맑은 고딕"/>
+          <w:b w:val="0"/>
+          <w:color w:val="9AA4B2"/>
+          <w:sz w:val="18"/>
+        </w:rPr>
+        <w:t xml:space="preserve"> </w:t>
+      </w:r>
+    </w:p>
+    <w:p>
+      <w:pPr>
+        <w:spacing w:before="0" w:after="0"/>
+        <w:ind w:left="170"/>
+      </w:pPr>
+      <w:r>
+        <w:rPr>
+          <w:rFonts w:ascii="맑은 고딕" w:hAnsi="맑은 고딕" w:eastAsia="맑은 고딕"/>
+          <w:b w:val="0"/>
+          <w:color w:val="9AA4B2"/>
+          <w:sz w:val="18"/>
+        </w:rPr>
+        <w:t xml:space="preserve"> </w:t>
+      </w:r>
+    </w:p>
+    <w:p>
+      <w:pPr>
+        <w:spacing w:before="0" w:after="0"/>
+        <w:ind w:left="170"/>
+      </w:pPr>
+      <w:r>
+        <w:rPr>
+          <w:rFonts w:ascii="맑은 고딕" w:hAnsi="맑은 고딕" w:eastAsia="맑은 고딕"/>
+          <w:b w:val="0"/>
+          <w:color w:val="9AA4B2"/>
+          <w:sz w:val="18"/>
+        </w:rPr>
+        <w:t>[마무리]  ○초 · 약 ○○○자</w:t>
+      </w:r>
+    </w:p>
+    <w:p>
+      <w:pPr>
+        <w:spacing w:before="0" w:after="0"/>
+        <w:ind w:left="170"/>
+      </w:pPr>
+      <w:r>
+        <w:rPr>
+          <w:rFonts w:ascii="맑은 고딕" w:hAnsi="맑은 고딕" w:eastAsia="맑은 고딕"/>
+          <w:b w:val="0"/>
+          <w:color w:val="9AA4B2"/>
+          <w:sz w:val="18"/>
+        </w:rPr>
+        <w:t xml:space="preserve"> </w:t>
+      </w:r>
+    </w:p>
+    <w:p>
+      <w:pPr>
+        <w:spacing w:before="0" w:after="0"/>
+        <w:ind w:left="170"/>
+      </w:pPr>
+      <w:r>
+        <w:rPr>
+          <w:rFonts w:ascii="맑은 고딕" w:hAnsi="맑은 고딕" w:eastAsia="맑은 고딕"/>
+          <w:b w:val="0"/>
+          <w:color w:val="9AA4B2"/>
+          <w:sz w:val="18"/>
+        </w:rPr>
+        <w:t xml:space="preserve"> </w:t>
+      </w:r>
+    </w:p>
+    <w:p>
+      <w:pPr>
+        <w:spacing w:before="0" w:after="0"/>
+        <w:ind w:left="170"/>
+      </w:pPr>
+      <w:r>
+        <w:rPr>
+          <w:rFonts w:ascii="맑은 고딕" w:hAnsi="맑은 고딕" w:eastAsia="맑은 고딕"/>
+          <w:b w:val="0"/>
+          <w:color w:val="9AA4B2"/>
+          <w:sz w:val="18"/>
+        </w:rPr>
+        <w:t>→ 기억할 한 문장 :</w:t>
       </w:r>
     </w:p>
     <w:tbl>
@@ -4798,7 +5338,7 @@
       </w:tblGrid>
       <w:tr>
         <w:trPr>
-          <w:trHeight w:hRule="atLeast" w:val="3855"/>
+          <w:trHeight w:hRule="atLeast" w:val="1672"/>
         </w:trPr>
         <w:tc>
           <w:tcPr>
